--- a/project/documents/multidocmerge/FFRptOutBasic.docx
+++ b/project/documents/multidocmerge/FFRptOutBasic.docx
@@ -14,10 +14,7 @@
         <w:t>SLW</w:t>
       </w:r>
       <w:r>
-        <w:t xml:space="preserve"> Report Out: </w:t>
-      </w:r>
-      <w:r>
-        <w:t>&lt;&lt;activityname&gt;&gt;</w:t>
+        <w:t xml:space="preserve"> Report Out: &lt;&lt;activityname&gt;&gt;</w:t>
       </w:r>
     </w:p>
     <w:p>
@@ -56,10 +53,9 @@
     <w:p>
       <w:pPr>
         <w:pStyle w:val="NormalWeb"/>
-        <w:spacing w:before="0" w:beforeAutospacing="0" w:after="0" w:afterAutospacing="0"/>
-      </w:pPr>
-      <w:r>
-        <w:t>&lt;&lt;This.upperFirmName&gt;&gt;</w:t>
+      </w:pPr>
+      <w:r>
+        <w:t>Schwegman Lundberg &amp; Woessner, P.A.</w:t>
       </w:r>
     </w:p>
     <w:p>
@@ -1169,7 +1165,6 @@
   <w:style w:type="character" w:default="1" w:styleId="DefaultParagraphFont">
     <w:name w:val="Default Paragraph Font"/>
     <w:uiPriority w:val="1"/>
-    <w:semiHidden/>
     <w:unhideWhenUsed/>
   </w:style>
   <w:style w:type="table" w:default="1" w:styleId="TableNormal">
